--- a/T&C/1 Euro Auctions/Vers 2 - Multilanguage - Q4 2026/2_CPA_1EuroAuction_Versione_2_2026_DEF_SPA.docx
+++ b/T&C/1 Euro Auctions/Vers 2 - Multilanguage - Q4 2026/2_CPA_1EuroAuction_Versione_2_2026_DEF_SPA.docx
@@ -94,10 +94,8 @@
           <w:sz w:val="20"/>
           <w:szCs w:val="20"/>
         </w:rPr>
-        <w:t>Las presentes Condiciones Particulares de la Subasta regulan la categoría de Subastas denominada «1 Euro Auctions», organizadas por Fleequid en el ámbito del Marketplace como una modalidad particular, especial y de carácter derogatorio de venta de Vehículos.</w:t>
-      </w:r>
-      <w:proofErr w:type="spellStart"/>
-      <w:proofErr w:type="spellEnd"/>
+        <w:t>Las presentes Condiciones Particulares de Venta regulan la categoría de Subastas denominada «1 Euro Auctions», organizadas por Fleequid en el ámbito del Marketplace como una modalidad particular, especial y de carácter derogatorio de venta de Vehículos.</w:t>
+      </w:r>
     </w:p>
     <w:p>
       <w:pPr>
@@ -117,7 +115,7 @@
           <w:sz w:val="20"/>
           <w:szCs w:val="20"/>
         </w:rPr>
-        <w:t>Se adoptan en virtud y a los efectos de los arts. 4.3, 4.4 y 9.4, letra d), de las Condiciones Generales del Marketplace Fleequid («CG») y constituyen Condiciones Particulares de Venta en virtud de las CG (en adelante, también «Condiciones Particulares de la Subasta»), con la consiguiente prevalencia sobre las CG en caso de incompatibilidad y dentro de los límites de las materias expresamente reguladas en el presente documento.</w:t>
+        <w:t>Se adoptan en virtud y a los efectos de los arts. 4.3, 4.4, 4.5 y 9.4, letra d), de las Condiciones Generales del Marketplace Fleequid («CG») y constituyen Condiciones Particulares de Venta en virtud de las CG (en adelante, también «Condiciones Particulares»), con la consiguiente prevalencia sobre las CG en caso de incompatibilidad y dentro de los límites de las materias expresamente reguladas en el presente documento.</w:t>
       </w:r>
     </w:p>
     <w:p>
@@ -138,10 +136,8 @@
           <w:sz w:val="20"/>
           <w:szCs w:val="20"/>
         </w:rPr>
-        <w:t>Las presentes Condiciones Particulares se aplican exclusivamente cuando una Subasta sea expresamente calificada como «1 Euro Auction» en la ficha correspondiente publicada en el Marketplace, incluso mediante una simple indicación o etiquetado de la misma, con independencia de la presencia de una remisión textual íntegra o de un contenido descriptivo específico. Dicha calificación conlleva la aplicación automática de las presentes condiciones a la correspondiente relación contractual, en virtud del registro y del uso del Marketplace por parte de los Usuarios, sin necesidad de una ulterior aceptación, permaneciendo inalteradas las CG ya aprobadas por los Usuarios.</w:t>
-      </w:r>
-      <w:proofErr w:type="spellStart"/>
-      <w:proofErr w:type="spellEnd"/>
+        <w:t>Las presentes Condiciones Particulares se aplican exclusivamente cuando una Subasta sea expresamente calificada como «1 Euro Auction» en la ficha correspondiente publicada en el Marketplace, incluso mediante una simple indicación o etiquetado, siempre que el texto correspondiente se haga accesible y consultable antes de la formulación de la Oferta en virtud del art. 4.5 de las CG.</w:t>
+      </w:r>
     </w:p>
     <w:p>
       <w:pPr>
@@ -161,7 +157,7 @@
           <w:sz w:val="20"/>
           <w:szCs w:val="20"/>
         </w:rPr>
-        <w:t>La publicación de una Propuesta de Venta en el ámbito de una Subasta calificada como «1 Euro Auction», así como la participación en la misma por parte de los Oferentes, constituye aceptación expresa, plena y vinculante de las presentes Condiciones Particulares. Queda a salvo la aprobación específica por escrito, en virtud de los arts. 1341 y 1342 del Código Civil italiano, de las cláusulas indicadas en la sección final del presente documento.</w:t>
+        <w:t>Queda a salvo la aprobación específica por escrito, en virtud de los arts. 1341 y 1342 del Código Civil italiano, de las cláusulas indicadas en la sección final del presente documento.</w:t>
       </w:r>
     </w:p>
     <w:p>
@@ -182,10 +178,8 @@
           <w:sz w:val="20"/>
           <w:szCs w:val="20"/>
         </w:rPr>
-        <w:t>Para todo aquello que no esté expresamente previsto en el presente documento, permanecen íntegramente aplicables las CG, las eventuales Condiciones específicas y el Tarifario Fleequid, en cuanto sean compatibles con la naturaleza de las «1 Euro Auctions», según la jerarquía establecida por el art. 3.3 de las CG.</w:t>
-      </w:r>
-      <w:proofErr w:type="spellStart"/>
-      <w:proofErr w:type="spellEnd"/>
+        <w:t>Para todo aquello que no esté expresamente previsto en el presente documento, permanecen íntegramente aplicables las CG, las eventuales Condiciones Específicas y el Tarifario Fleequid, según la jerarquía establecida por el art. 4.3 de las CG.</w:t>
+      </w:r>
     </w:p>
     <w:p>
       <w:pPr>
@@ -277,7 +271,7 @@
           <w:sz w:val="20"/>
           <w:szCs w:val="20"/>
         </w:rPr>
-        <w:t>Las «1 Euro Auctions» constituyen una categoría particular de Subasta organizada por Fleequid en el ámbito del Marketplace, caracterizada por modalidades específicas de determinación del precio y por condiciones económicas específicas respecto a las Subastas ordinarias reguladas por las Condiciones Generales («CG»).</w:t>
+        <w:t>Las «1 Euro Auctions» constituyen una categoría particular de Subasta organizada por Fleequid en el ámbito del Marketplace, caracterizada por modalidades específicas de determinación del precio y por condiciones económicas específicas, distintas respecto a las de las Subastas ordinarias reguladas por las Condiciones Generales («CG»).</w:t>
       </w:r>
     </w:p>
     <w:p>
@@ -528,7 +522,7 @@
           <w:sz w:val="20"/>
           <w:szCs w:val="20"/>
         </w:rPr>
-        <w:t>En el caso de que, al término de la 1 Euro Auction, no se haya recibido ninguna Oferta válida, la Subasta se entenderá desierta y no se perfeccionará Acuerdo Vinculante alguno en virtud de las CG; en consecuencia, no surgirá a cargo de Fleequid, del Vendedor o de terceros obligación alguna de adquisición del Vehículo.</w:t>
+        <w:t>En el caso de que, al término de la 1 Euro Auction, no se haya recibido ninguna Oferta válida, la Subasta se entenderá desierta y no se perfeccionará Acuerdo Vinculante alguno en virtud de las CG.</w:t>
       </w:r>
     </w:p>
     <w:p>
@@ -727,7 +721,7 @@
           <w:sz w:val="20"/>
           <w:szCs w:val="20"/>
         </w:rPr>
-        <w:t>El abono de la eventual integración económica hasta el PMIV está supeditado a la regular conclusión del Contrato y al íntegro y definitivo cumplimiento de las obligaciones de pago por parte del Comprador, según lo previsto por las CG. Asimismo, queda entendido que el Vendedor deberá haber cumplido íntegramente y sin reservas todas las obligaciones previstas por las CG y por las presentes Condiciones Particulares, incluidas, a título ejemplificativo, las obligaciones relativas a la conformidad del Vehículo, a la integridad y veracidad de la información facilitada y a la correcta ejecución de la entrega.</w:t>
+        <w:t>El abono de la eventual integración económica hasta el PMIV está supeditado al regular perfeccionamiento del Acuerdo Vinculante y al íntegro y definitivo cumplimiento de las obligaciones de pago por parte del Comprador, según lo previsto por las CG. Asimismo, queda entendido que el Vendedor deberá haber cumplido íntegramente y sin reservas todas las obligaciones previstas por las CG y por las presentes Condiciones Particulares, incluidas, a título ejemplificativo, las obligaciones relativas a la conformidad del Vehículo, a la integridad y veracidad de la información facilitada y a la correcta ejecución de la entrega.</w:t>
       </w:r>
     </w:p>
     <w:p>
@@ -849,7 +843,7 @@
           <w:sz w:val="20"/>
           <w:szCs w:val="20"/>
         </w:rPr>
-        <w:t>Estructura de comisiones.</w:t>
+        <w:t>Estructura de comisiones en la Venta en Comisión.</w:t>
       </w:r>
     </w:p>
     <w:p>
@@ -1096,10 +1090,8 @@
           <w:sz w:val="20"/>
           <w:szCs w:val="20"/>
         </w:rPr>
-        <w:t>El Comprador adjudicatario está obligado al pago del precio de adjudicación y de las Comisiones debidas en los plazos y con las modalidades previstas por las CG, así como por el Tarifario aplicable a la 1 Euro Auction específica.</w:t>
-      </w:r>
-      <w:proofErr w:type="spellStart"/>
-      <w:proofErr w:type="spellEnd"/>
+        <w:t>El Comprador está obligado al pago del Importe Total Adeudado en los plazos y con las modalidades previstas por las CG y por las condiciones aplicables a la 1 Euro Auction específica.</w:t>
+      </w:r>
     </w:p>
     <w:p>
       <w:pPr>
@@ -1148,10 +1140,8 @@
           <w:sz w:val="20"/>
           <w:szCs w:val="20"/>
         </w:rPr>
-        <w:t>En el caso de las 1 Euro Auctions, la eventual integración económica en favor del Vendedor es debida por Fleequid exclusivamente dentro de los límites y en las condiciones previstas por el art. 3 de las presentes Condiciones Particulares. Queda entendido que dicha integración está supeditada al íntegro cumplimiento de las condiciones allí previstas, incluidas la regular conclusión del Contrato y el efectivo cobro de las sumas debidas por el Comprador, salvo lo establecido de manera distinta en las presentes Condiciones Particulares.</w:t>
-      </w:r>
-      <w:proofErr w:type="spellStart"/>
-      <w:proofErr w:type="spellEnd"/>
+        <w:t>En el caso de las 1 Euro Auctions, la eventual integración económica en favor del Vendedor es debida por Fleequid exclusivamente dentro de los límites y en las condiciones previstas por el art. 3 de las presentes Condiciones Particulares. Queda entendido que dicha integración está supeditada al íntegro cumplimiento de las condiciones allí previstas, incluidos el regular perfeccionamiento del Acuerdo Vinculante y el efectivo cobro de las sumas debidas por el Comprador, salvo lo establecido de manera distinta en las presentes Condiciones Particulares.</w:t>
+      </w:r>
     </w:p>
     <w:p>
       <w:pPr>
@@ -1467,6 +1457,7 @@
         <w:rPr>
           <w:rFonts w:ascii="Verdana" w:hAnsi="Verdana"/>
           <w:b/>
+          <w:bCs/>
           <w:sz w:val="20"/>
           <w:szCs w:val="20"/>
         </w:rPr>
@@ -1497,6 +1488,7 @@
         <w:rPr>
           <w:rFonts w:ascii="Verdana" w:hAnsi="Verdana"/>
           <w:b/>
+          <w:bCs/>
           <w:sz w:val="20"/>
           <w:szCs w:val="20"/>
         </w:rPr>
